--- a/06_산출물_문서/3계층_양식기록/F-817-01_계약검토기록서.docx
+++ b/06_산출물_문서/3계층_양식기록/F-817-01_계약검토기록서.docx
@@ -270,11 +270,11 @@
     </w:p>
     <w:tbl>
       <w:tblPr>
-        <w:tblW w:w="8788" w:type="dxa"/>
         <w:tblCellMar>
           <w:left w:w="108" w:type="dxa"/>
           <w:right w:w="108" w:type="dxa"/>
         </w:tblCellMar>
+        <w:tblW w:w="8788" w:type="dxa"/>
         <w:tblBorders>
           <w:top w:val="single" w:sz="4" w:color="2E74B5" w:space="0"/>
           <w:left w:val="single" w:sz="4" w:color="2E74B5" w:space="0"/>
@@ -294,13 +294,13 @@
         <w:tc>
           <w:tcPr>
             <w:tcW w:w="1500" w:type="dxa"/>
-            <w:shd w:val="clear" w:color="auto" w:fill="D9D9D9"/>
-            <w:tcMar>
-              <w:top w:w="60" w:type="dxa"/>
-              <w:left w:w="120" w:type="dxa"/>
-              <w:bottom w:w="60" w:type="dxa"/>
-              <w:right w:w="120" w:type="dxa"/>
-            </w:tcMar>
+            <w:tcMar>
+              <w:top w:w="60" w:type="dxa"/>
+              <w:left w:w="120" w:type="dxa"/>
+              <w:bottom w:w="60" w:type="dxa"/>
+              <w:right w:w="120" w:type="dxa"/>
+            </w:tcMar>
+            <w:shd w:val="clear" w:color="auto" w:fill="DEEAF1"/>
           </w:tcPr>
           <w:p>
             <w:pPr>
@@ -320,13 +320,13 @@
         <w:tc>
           <w:tcPr>
             <w:tcW w:w="2800" w:type="dxa"/>
-            <w:shd w:val="clear" w:color="auto" w:fill="D9D9D9"/>
-            <w:tcMar>
-              <w:top w:w="60" w:type="dxa"/>
-              <w:left w:w="120" w:type="dxa"/>
-              <w:bottom w:w="60" w:type="dxa"/>
-              <w:right w:w="120" w:type="dxa"/>
-            </w:tcMar>
+            <w:tcMar>
+              <w:top w:w="60" w:type="dxa"/>
+              <w:left w:w="120" w:type="dxa"/>
+              <w:bottom w:w="60" w:type="dxa"/>
+              <w:right w:w="120" w:type="dxa"/>
+            </w:tcMar>
+            <w:shd w:val="clear" w:color="auto" w:fill="DEEAF1"/>
           </w:tcPr>
           <w:p>
             <w:pPr>
@@ -346,13 +346,13 @@
         <w:tc>
           <w:tcPr>
             <w:tcW w:w="2000" w:type="dxa"/>
-            <w:shd w:val="clear" w:color="auto" w:fill="D9D9D9"/>
-            <w:tcMar>
-              <w:top w:w="60" w:type="dxa"/>
-              <w:left w:w="120" w:type="dxa"/>
-              <w:bottom w:w="60" w:type="dxa"/>
-              <w:right w:w="120" w:type="dxa"/>
-            </w:tcMar>
+            <w:tcMar>
+              <w:top w:w="60" w:type="dxa"/>
+              <w:left w:w="120" w:type="dxa"/>
+              <w:bottom w:w="60" w:type="dxa"/>
+              <w:right w:w="120" w:type="dxa"/>
+            </w:tcMar>
+            <w:shd w:val="clear" w:color="auto" w:fill="DEEAF1"/>
           </w:tcPr>
           <w:p>
             <w:pPr>
@@ -372,13 +372,13 @@
         <w:tc>
           <w:tcPr>
             <w:tcW w:w="2488" w:type="dxa"/>
-            <w:shd w:val="clear" w:color="auto" w:fill="D9D9D9"/>
-            <w:tcMar>
-              <w:top w:w="60" w:type="dxa"/>
-              <w:left w:w="120" w:type="dxa"/>
-              <w:bottom w:w="60" w:type="dxa"/>
-              <w:right w:w="120" w:type="dxa"/>
-            </w:tcMar>
+            <w:tcMar>
+              <w:top w:w="60" w:type="dxa"/>
+              <w:left w:w="120" w:type="dxa"/>
+              <w:bottom w:w="60" w:type="dxa"/>
+              <w:right w:w="120" w:type="dxa"/>
+            </w:tcMar>
+            <w:shd w:val="clear" w:color="auto" w:fill="DEEAF1"/>
           </w:tcPr>
           <w:p>
             <w:pPr>
@@ -1754,18 +1754,10 @@
           </w:p>
         </w:tc>
         <w:tc>
-          <w:tcPr>
-            <w:tcMar>
-              <w:top w:w="60" w:type="dxa"/>
-              <w:left w:w="120" w:type="dxa"/>
-              <w:bottom w:w="60" w:type="dxa"/>
-              <w:right w:w="120" w:type="dxa"/>
-            </w:tcMar>
-          </w:tcPr>
-          <w:p>
-            <w:pPr>
-              <w:pStyle w:val="Compact"/>
-              <w:wordWrap w:val="1"/>
+          <w:tcPr/>
+          <w:p>
+            <w:pPr>
+              <w:pStyle w:val="Compact"/>
             </w:pPr>
           </w:p>
         </w:tc>
@@ -3794,7 +3786,7 @@
         </w:trPr>
         <w:tc>
           <w:tcPr>
-            <w:tcW w:w="2460" w:type="dxa"/>
+            <w:tcW w:w="2476" w:type="dxa"/>
             <w:tcMar>
               <w:top w:w="60" w:type="dxa"/>
               <w:left w:w="120" w:type="dxa"/>
@@ -3815,7 +3807,7 @@
         </w:tc>
         <w:tc>
           <w:tcPr>
-            <w:tcW w:w="6328" w:type="dxa"/>
+            <w:tcW w:w="6312" w:type="dxa"/>
             <w:tcMar>
               <w:top w:w="60" w:type="dxa"/>
               <w:left w:w="120" w:type="dxa"/>
@@ -3837,9 +3829,7 @@
       </w:tr>
       <w:tr>
         <w:tc>
-          <w:tcPr>
-            <w:tcW w:w="2460" w:type="dxa"/>
-          </w:tcPr>
+          <w:tcPr/>
           <w:p>
             <w:pPr>
               <w:pStyle w:val="Compact"/>
@@ -3851,7 +3841,7 @@
         </w:tc>
         <w:tc>
           <w:tcPr>
-            <w:tcW w:w="6328" w:type="dxa"/>
+            <w:tcW w:w="6312" w:type="dxa"/>
             <w:tcMar>
               <w:top w:w="60" w:type="dxa"/>
               <w:left w:w="120" w:type="dxa"/>
@@ -3899,18 +3889,10 @@
       </w:tr>
       <w:tr>
         <w:tc>
-          <w:tcPr>
-            <w:tcMar>
-              <w:top w:w="60" w:type="dxa"/>
-              <w:left w:w="120" w:type="dxa"/>
-              <w:bottom w:w="60" w:type="dxa"/>
-              <w:right w:w="120" w:type="dxa"/>
-            </w:tcMar>
-          </w:tcPr>
-          <w:p>
-            <w:pPr>
-              <w:pStyle w:val="Compact"/>
-              <w:wordWrap w:val="1"/>
+          <w:tcPr/>
+          <w:p>
+            <w:pPr>
+              <w:pStyle w:val="Compact"/>
             </w:pPr>
             <w:r>
               <w:t xml:space="preserve">리스크 대응 요약</w:t>
@@ -3919,6 +3901,7 @@
         </w:tc>
         <w:tc>
           <w:tcPr>
+            <w:tcW w:w="6312" w:type="dxa"/>
             <w:tcMar>
               <w:top w:w="60" w:type="dxa"/>
               <w:left w:w="120" w:type="dxa"/>
@@ -3970,7 +3953,7 @@
         </w:trPr>
         <w:tc>
           <w:tcPr>
-            <w:tcW w:w="2460" w:type="dxa"/>
+            <w:tcW w:w="3000" w:type="dxa"/>
             <w:tcMar>
               <w:top w:w="60" w:type="dxa"/>
               <w:left w:w="120" w:type="dxa"/>
@@ -3991,7 +3974,7 @@
         </w:tc>
         <w:tc>
           <w:tcPr>
-            <w:tcW w:w="6328" w:type="dxa"/>
+            <w:tcW w:w="5788" w:type="dxa"/>
             <w:tcMar>
               <w:top w:w="60" w:type="dxa"/>
               <w:left w:w="120" w:type="dxa"/>
@@ -4013,9 +3996,7 @@
       </w:tr>
       <w:tr>
         <w:tc>
-          <w:tcPr>
-            <w:tcW w:w="2460" w:type="dxa"/>
-          </w:tcPr>
+          <w:tcPr/>
           <w:p>
             <w:pPr>
               <w:pStyle w:val="Compact"/>
@@ -4027,7 +4008,7 @@
         </w:tc>
         <w:tc>
           <w:tcPr>
-            <w:tcW w:w="6328" w:type="dxa"/>
+            <w:tcW w:w="5788" w:type="dxa"/>
             <w:tcMar>
               <w:top w:w="60" w:type="dxa"/>
               <w:left w:w="120" w:type="dxa"/>
@@ -4056,10 +4037,19 @@
           </w:p>
         </w:tc>
         <w:tc>
-          <w:tcPr/>
-          <w:p>
-            <w:pPr>
-              <w:pStyle w:val="Compact"/>
+          <w:tcPr>
+            <w:tcW w:w="5788" w:type="dxa"/>
+            <w:tcMar>
+              <w:top w:w="60" w:type="dxa"/>
+              <w:left w:w="120" w:type="dxa"/>
+              <w:bottom w:w="60" w:type="dxa"/>
+              <w:right w:w="120" w:type="dxa"/>
+            </w:tcMar>
+          </w:tcPr>
+          <w:p>
+            <w:pPr>
+              <w:pStyle w:val="Compact"/>
+              <w:wordWrap w:val="1"/>
             </w:pPr>
           </w:p>
         </w:tc>
@@ -4077,31 +4067,20 @@
           </w:p>
         </w:tc>
         <w:tc>
-          <w:tcPr>
-            <w:tcW w:w="6328" w:type="dxa"/>
-          </w:tcPr>
-          <w:p>
-            <w:pPr>
-              <w:pStyle w:val="Compact"/>
-            </w:pPr>
-          </w:p>
-        </w:tc>
-      </w:tr>
-      <w:tr>
-        <w:tc>
-          <w:tcPr>
-            <w:tcW w:w="2460" w:type="dxa"/>
-            <w:tcMar>
-              <w:top w:w="60" w:type="dxa"/>
-              <w:left w:w="120" w:type="dxa"/>
-              <w:bottom w:w="60" w:type="dxa"/>
-              <w:right w:w="120" w:type="dxa"/>
-            </w:tcMar>
-          </w:tcPr>
-          <w:p>
-            <w:pPr>
-              <w:pStyle w:val="Compact"/>
-              <w:wordWrap w:val="1"/>
+          <w:tcPr/>
+          <w:p>
+            <w:pPr>
+              <w:pStyle w:val="Compact"/>
+            </w:pPr>
+          </w:p>
+        </w:tc>
+      </w:tr>
+      <w:tr>
+        <w:tc>
+          <w:tcPr/>
+          <w:p>
+            <w:pPr>
+              <w:pStyle w:val="Compact"/>
             </w:pPr>
             <w:r>
               <w:t xml:space="preserve">과거 납기 준수율</w:t>
@@ -4109,28 +4088,29 @@
           </w:p>
         </w:tc>
         <w:tc>
-          <w:tcPr/>
-          <w:p>
-            <w:pPr>
-              <w:pStyle w:val="Compact"/>
-            </w:pPr>
-          </w:p>
-        </w:tc>
-      </w:tr>
-      <w:tr>
-        <w:tc>
-          <w:tcPr>
-            <w:tcMar>
-              <w:top w:w="60" w:type="dxa"/>
-              <w:left w:w="120" w:type="dxa"/>
-              <w:bottom w:w="60" w:type="dxa"/>
-              <w:right w:w="120" w:type="dxa"/>
-            </w:tcMar>
-          </w:tcPr>
-          <w:p>
-            <w:pPr>
-              <w:pStyle w:val="Compact"/>
-              <w:wordWrap w:val="1"/>
+          <w:tcPr>
+            <w:tcW w:w="5788" w:type="dxa"/>
+            <w:tcMar>
+              <w:top w:w="60" w:type="dxa"/>
+              <w:left w:w="120" w:type="dxa"/>
+              <w:bottom w:w="60" w:type="dxa"/>
+              <w:right w:w="120" w:type="dxa"/>
+            </w:tcMar>
+          </w:tcPr>
+          <w:p>
+            <w:pPr>
+              <w:pStyle w:val="Compact"/>
+              <w:wordWrap w:val="1"/>
+            </w:pPr>
+          </w:p>
+        </w:tc>
+      </w:tr>
+      <w:tr>
+        <w:tc>
+          <w:tcPr/>
+          <w:p>
+            <w:pPr>
+              <w:pStyle w:val="Compact"/>
             </w:pPr>
             <w:r>
               <w:t xml:space="preserve">고객 만족도 / 클레임 이력</w:t>
@@ -4138,18 +4118,10 @@
           </w:p>
         </w:tc>
         <w:tc>
-          <w:tcPr>
-            <w:tcMar>
-              <w:top w:w="60" w:type="dxa"/>
-              <w:left w:w="120" w:type="dxa"/>
-              <w:bottom w:w="60" w:type="dxa"/>
-              <w:right w:w="120" w:type="dxa"/>
-            </w:tcMar>
-          </w:tcPr>
-          <w:p>
-            <w:pPr>
-              <w:pStyle w:val="Compact"/>
-              <w:wordWrap w:val="1"/>
+          <w:tcPr/>
+          <w:p>
+            <w:pPr>
+              <w:pStyle w:val="Compact"/>
             </w:pPr>
           </w:p>
         </w:tc>
@@ -4190,7 +4162,7 @@
         </w:trPr>
         <w:tc>
           <w:tcPr>
-            <w:tcW w:w="2460" w:type="dxa"/>
+            <w:tcW w:w="3000" w:type="dxa"/>
             <w:tcMar>
               <w:top w:w="60" w:type="dxa"/>
               <w:left w:w="120" w:type="dxa"/>
@@ -4211,7 +4183,7 @@
         </w:tc>
         <w:tc>
           <w:tcPr>
-            <w:tcW w:w="6328" w:type="dxa"/>
+            <w:tcW w:w="5788" w:type="dxa"/>
             <w:tcMar>
               <w:top w:w="60" w:type="dxa"/>
               <w:left w:w="120" w:type="dxa"/>
@@ -4233,9 +4205,7 @@
       </w:tr>
       <w:tr>
         <w:tc>
-          <w:tcPr>
-            <w:tcW w:w="2460" w:type="dxa"/>
-          </w:tcPr>
+          <w:tcPr/>
           <w:p>
             <w:pPr>
               <w:pStyle w:val="Compact"/>
@@ -4251,7 +4221,7 @@
         </w:tc>
         <w:tc>
           <w:tcPr>
-            <w:tcW w:w="6328" w:type="dxa"/>
+            <w:tcW w:w="5788" w:type="dxa"/>
             <w:tcMar>
               <w:top w:w="60" w:type="dxa"/>
               <w:left w:w="120" w:type="dxa"/>
@@ -4326,36 +4296,28 @@
         </w:tc>
         <w:tc>
           <w:tcPr>
-            <w:tcW w:w="6328" w:type="dxa"/>
-            <w:tcMar>
-              <w:top w:w="60" w:type="dxa"/>
-              <w:left w:w="120" w:type="dxa"/>
-              <w:bottom w:w="60" w:type="dxa"/>
-              <w:right w:w="120" w:type="dxa"/>
-            </w:tcMar>
-          </w:tcPr>
-          <w:p>
-            <w:pPr>
-              <w:pStyle w:val="Compact"/>
-              <w:wordWrap w:val="1"/>
-            </w:pPr>
-          </w:p>
-        </w:tc>
-      </w:tr>
-      <w:tr>
-        <w:tc>
-          <w:tcPr>
-            <w:tcMar>
-              <w:top w:w="60" w:type="dxa"/>
-              <w:left w:w="120" w:type="dxa"/>
-              <w:bottom w:w="60" w:type="dxa"/>
-              <w:right w:w="120" w:type="dxa"/>
-            </w:tcMar>
-          </w:tcPr>
-          <w:p>
-            <w:pPr>
-              <w:pStyle w:val="Compact"/>
-              <w:wordWrap w:val="1"/>
+            <w:tcW w:w="5788" w:type="dxa"/>
+            <w:tcMar>
+              <w:top w:w="60" w:type="dxa"/>
+              <w:left w:w="120" w:type="dxa"/>
+              <w:bottom w:w="60" w:type="dxa"/>
+              <w:right w:w="120" w:type="dxa"/>
+            </w:tcMar>
+          </w:tcPr>
+          <w:p>
+            <w:pPr>
+              <w:pStyle w:val="Compact"/>
+              <w:wordWrap w:val="1"/>
+            </w:pPr>
+          </w:p>
+        </w:tc>
+      </w:tr>
+      <w:tr>
+        <w:tc>
+          <w:tcPr/>
+          <w:p>
+            <w:pPr>
+              <w:pStyle w:val="Compact"/>
             </w:pPr>
             <w:r>
               <w:t xml:space="preserve">거절 사유 (해당 시)</w:t>
@@ -4615,18 +4577,10 @@
           </w:p>
         </w:tc>
         <w:tc>
-          <w:tcPr>
-            <w:tcMar>
-              <w:top w:w="60" w:type="dxa"/>
-              <w:left w:w="120" w:type="dxa"/>
-              <w:bottom w:w="60" w:type="dxa"/>
-              <w:right w:w="120" w:type="dxa"/>
-            </w:tcMar>
-          </w:tcPr>
-          <w:p>
-            <w:pPr>
-              <w:pStyle w:val="Compact"/>
-              <w:wordWrap w:val="1"/>
+          <w:tcPr/>
+          <w:p>
+            <w:pPr>
+              <w:pStyle w:val="Compact"/>
             </w:pPr>
           </w:p>
         </w:tc>
@@ -4668,18 +4622,10 @@
           </w:p>
         </w:tc>
         <w:tc>
-          <w:tcPr>
-            <w:tcMar>
-              <w:top w:w="60" w:type="dxa"/>
-              <w:left w:w="120" w:type="dxa"/>
-              <w:bottom w:w="60" w:type="dxa"/>
-              <w:right w:w="120" w:type="dxa"/>
-            </w:tcMar>
-          </w:tcPr>
-          <w:p>
-            <w:pPr>
-              <w:pStyle w:val="Compact"/>
-              <w:wordWrap w:val="1"/>
+          <w:tcPr/>
+          <w:p>
+            <w:pPr>
+              <w:pStyle w:val="Compact"/>
             </w:pPr>
           </w:p>
         </w:tc>
@@ -4721,18 +4667,10 @@
           </w:p>
         </w:tc>
         <w:tc>
-          <w:tcPr>
-            <w:tcMar>
-              <w:top w:w="60" w:type="dxa"/>
-              <w:left w:w="120" w:type="dxa"/>
-              <w:bottom w:w="60" w:type="dxa"/>
-              <w:right w:w="120" w:type="dxa"/>
-            </w:tcMar>
-          </w:tcPr>
-          <w:p>
-            <w:pPr>
-              <w:pStyle w:val="Compact"/>
-              <w:wordWrap w:val="1"/>
+          <w:tcPr/>
+          <w:p>
+            <w:pPr>
+              <w:pStyle w:val="Compact"/>
             </w:pPr>
           </w:p>
         </w:tc>
@@ -4774,18 +4712,10 @@
           </w:p>
         </w:tc>
         <w:tc>
-          <w:tcPr>
-            <w:tcMar>
-              <w:top w:w="60" w:type="dxa"/>
-              <w:left w:w="120" w:type="dxa"/>
-              <w:bottom w:w="60" w:type="dxa"/>
-              <w:right w:w="120" w:type="dxa"/>
-            </w:tcMar>
-          </w:tcPr>
-          <w:p>
-            <w:pPr>
-              <w:pStyle w:val="Compact"/>
-              <w:wordWrap w:val="1"/>
+          <w:tcPr/>
+          <w:p>
+            <w:pPr>
+              <w:pStyle w:val="Compact"/>
             </w:pPr>
           </w:p>
         </w:tc>
@@ -5171,66 +5101,34 @@
       </w:tr>
       <w:tr>
         <w:tc>
-          <w:tcPr>
-            <w:tcMar>
-              <w:top w:w="60" w:type="dxa"/>
-              <w:left w:w="120" w:type="dxa"/>
-              <w:bottom w:w="60" w:type="dxa"/>
-              <w:right w:w="120" w:type="dxa"/>
-            </w:tcMar>
-          </w:tcPr>
-          <w:p>
-            <w:pPr>
-              <w:pStyle w:val="Compact"/>
-              <w:wordWrap w:val="1"/>
-            </w:pPr>
-          </w:p>
-        </w:tc>
-        <w:tc>
-          <w:tcPr>
-            <w:tcMar>
-              <w:top w:w="60" w:type="dxa"/>
-              <w:left w:w="120" w:type="dxa"/>
-              <w:bottom w:w="60" w:type="dxa"/>
-              <w:right w:w="120" w:type="dxa"/>
-            </w:tcMar>
-          </w:tcPr>
-          <w:p>
-            <w:pPr>
-              <w:pStyle w:val="Compact"/>
-              <w:wordWrap w:val="1"/>
-            </w:pPr>
-          </w:p>
-        </w:tc>
-        <w:tc>
-          <w:tcPr>
-            <w:tcMar>
-              <w:top w:w="60" w:type="dxa"/>
-              <w:left w:w="120" w:type="dxa"/>
-              <w:bottom w:w="60" w:type="dxa"/>
-              <w:right w:w="120" w:type="dxa"/>
-            </w:tcMar>
-          </w:tcPr>
-          <w:p>
-            <w:pPr>
-              <w:pStyle w:val="Compact"/>
-              <w:wordWrap w:val="1"/>
-            </w:pPr>
-          </w:p>
-        </w:tc>
-        <w:tc>
-          <w:tcPr>
-            <w:tcMar>
-              <w:top w:w="60" w:type="dxa"/>
-              <w:left w:w="120" w:type="dxa"/>
-              <w:bottom w:w="60" w:type="dxa"/>
-              <w:right w:w="120" w:type="dxa"/>
-            </w:tcMar>
-          </w:tcPr>
-          <w:p>
-            <w:pPr>
-              <w:pStyle w:val="Compact"/>
-              <w:wordWrap w:val="1"/>
+          <w:tcPr/>
+          <w:p>
+            <w:pPr>
+              <w:pStyle w:val="Compact"/>
+            </w:pPr>
+          </w:p>
+        </w:tc>
+        <w:tc>
+          <w:tcPr/>
+          <w:p>
+            <w:pPr>
+              <w:pStyle w:val="Compact"/>
+            </w:pPr>
+          </w:p>
+        </w:tc>
+        <w:tc>
+          <w:tcPr/>
+          <w:p>
+            <w:pPr>
+              <w:pStyle w:val="Compact"/>
+            </w:pPr>
+          </w:p>
+        </w:tc>
+        <w:tc>
+          <w:tcPr/>
+          <w:p>
+            <w:pPr>
+              <w:pStyle w:val="Compact"/>
             </w:pPr>
             <w:r>
               <w:t xml:space="preserve">[ ] 반영   [ ] 미반영</w:t>
@@ -5984,8 +5882,8 @@
     <w:rPrDefault>
       <w:rPr>
         <w:rFonts w:asciiTheme="minorHAnsi" w:cstheme="minorBidi" w:eastAsiaTheme="minorEastAsia" w:hAnsiTheme="minorHAnsi"/>
-        <w:sz w:val="24"/>
-        <w:szCs w:val="24"/>
+        <w:sz w:val="20"/>
+        <w:szCs w:val="20"/>
         <w:lang w:bidi="ar-SA" w:eastAsia="zh-CN" w:val="en-US"/>
       </w:rPr>
     </w:rPrDefault>
@@ -6053,8 +5951,8 @@
     </w:pPr>
     <w:rPr>
       <w:rFonts w:asciiTheme="majorHAnsi" w:cstheme="majorBidi" w:eastAsiaTheme="majorEastAsia" w:hAnsiTheme="majorHAnsi"/>
-      <w:sz w:val="56"/>
-      <w:szCs w:val="56"/>
+      <w:sz w:val="44"/>
+      <w:szCs w:val="44"/>
     </w:rPr>
   </w:style>
   <w:style w:customStyle="1" w:styleId="TitleChar" w:type="character">
@@ -6065,8 +5963,8 @@
     <w:rsid w:val="00A10FD9"/>
     <w:rPr>
       <w:rFonts w:asciiTheme="majorHAnsi" w:cstheme="majorBidi" w:eastAsiaTheme="majorEastAsia" w:hAnsiTheme="majorHAnsi"/>
-      <w:sz w:val="56"/>
-      <w:szCs w:val="56"/>
+      <w:sz w:val="44"/>
+      <w:szCs w:val="44"/>
     </w:rPr>
   </w:style>
   <w:style w:styleId="Subtitle" w:type="paragraph">
@@ -6188,8 +6086,8 @@
     <w:rPr>
       <w:rFonts w:asciiTheme="majorHAnsi" w:cstheme="majorBidi" w:eastAsiaTheme="majorEastAsia" w:hAnsiTheme="majorHAnsi"/>
       <w:color w:themeColor="accent1" w:themeShade="BF" w:val="0F4761"/>
-      <w:sz w:val="40"/>
-      <w:szCs w:val="40"/>
+      <w:sz w:val="32"/>
+      <w:szCs w:val="32"/>
     </w:rPr>
   </w:style>
   <w:style w:styleId="Heading2" w:type="paragraph">
@@ -6379,8 +6277,8 @@
     <w:rPr>
       <w:rFonts w:asciiTheme="majorHAnsi" w:cstheme="majorBidi" w:eastAsiaTheme="majorEastAsia" w:hAnsiTheme="majorHAnsi"/>
       <w:color w:themeColor="accent1" w:themeShade="BF" w:val="0F4761"/>
-      <w:sz w:val="40"/>
-      <w:szCs w:val="40"/>
+      <w:sz w:val="32"/>
+      <w:szCs w:val="32"/>
     </w:rPr>
   </w:style>
   <w:style w:customStyle="1" w:styleId="Heading2Char" w:type="character">
